--- a/unshin_il/output/unshin_il_essay.docx
+++ b/unshin_il/output/unshin_il_essay.docx
@@ -2179,6 +2179,374 @@
     </w:p>
     <w:p>
       <w:pPr>
+        <w:pStyle w:val="Heading2"/>
+      </w:pPr>
+      <w:r>
+        <w:t>7.1 国歌から刺し子と料理を生成するワークショップ</w:t>
+      </w:r>
+    </w:p>
+    <w:p>
+      <w:r>
+        <w:rPr>
+          <w:b w:val="0"/>
+        </w:rPr>
+        <w:t>特に有効な題材として、各国の国歌を入力とするワークショップを提案する。国歌は著作権の制約がほぼなく、参加者全員が「自分の国の歌」として愛着を持てる普遍的な素材である。</w:t>
+      </w:r>
+    </w:p>
+    <w:p>
+      <w:r>
+        <w:rPr>
+          <w:b w:val="0"/>
+        </w:rPr>
+        <w:t>国歌の音楽的特徴はその国の文化的パレットを直接反映しており、UNSHIN-ILを通じて手芸パターンと料理手順に変換すると、文化的シグネチャがドメインを超えて保存されることを体験できる。</w:t>
+      </w:r>
+    </w:p>
+    <w:tbl>
+      <w:tblPr>
+        <w:tblStyle w:val="TableGrid"/>
+        <w:tblW w:type="auto" w:w="0"/>
+        <w:tblLook w:firstColumn="1" w:firstRow="1" w:lastColumn="0" w:lastRow="0" w:noHBand="0" w:noVBand="1" w:val="04A0"/>
+      </w:tblPr>
+      <w:tblGrid>
+        <w:gridCol w:w="2160"/>
+        <w:gridCol w:w="2160"/>
+        <w:gridCol w:w="2160"/>
+        <w:gridCol w:w="2160"/>
+      </w:tblGrid>
+      <w:tr>
+        <w:tc>
+          <w:tcPr>
+            <w:tcW w:type="dxa" w:w="2160"/>
+          </w:tcPr>
+          <w:p>
+            <w:r>
+              <w:rPr>
+                <w:b/>
+                <w:sz w:val="18"/>
+              </w:rPr>
+              <w:t>国歌</w:t>
+            </w:r>
+          </w:p>
+        </w:tc>
+        <w:tc>
+          <w:tcPr>
+            <w:tcW w:type="dxa" w:w="2160"/>
+          </w:tcPr>
+          <w:p>
+            <w:r>
+              <w:rPr>
+                <w:b/>
+                <w:sz w:val="18"/>
+              </w:rPr>
+              <w:t>音楽的特徴</w:t>
+            </w:r>
+          </w:p>
+        </w:tc>
+        <w:tc>
+          <w:tcPr>
+            <w:tcW w:type="dxa" w:w="2160"/>
+          </w:tcPr>
+          <w:p>
+            <w:r>
+              <w:rPr>
+                <w:b/>
+                <w:sz w:val="18"/>
+              </w:rPr>
+              <w:t>UNSHIN-ILでの特性</w:t>
+            </w:r>
+          </w:p>
+        </w:tc>
+        <w:tc>
+          <w:tcPr>
+            <w:tcW w:type="dxa" w:w="2160"/>
+          </w:tcPr>
+          <w:p>
+            <w:r>
+              <w:rPr>
+                <w:b/>
+                <w:sz w:val="18"/>
+              </w:rPr>
+              <w:t>予測される手芸/料理</w:t>
+            </w:r>
+          </w:p>
+        </w:tc>
+      </w:tr>
+      <w:tr>
+        <w:tc>
+          <w:tcPr>
+            <w:tcW w:type="dxa" w:w="2160"/>
+          </w:tcPr>
+          <w:p>
+            <w:r>
+              <w:rPr>
+                <w:sz w:val="18"/>
+              </w:rPr>
+              <w:t>君が代（日本）</w:t>
+            </w:r>
+          </w:p>
+        </w:tc>
+        <w:tc>
+          <w:tcPr>
+            <w:tcW w:type="dxa" w:w="2160"/>
+          </w:tcPr>
+          <w:p>
+            <w:r>
+              <w:rPr>
+                <w:sz w:val="18"/>
+              </w:rPr>
+              <w:t>5音音階、緩やかなテンポ、狭い音域</w:t>
+            </w:r>
+          </w:p>
+        </w:tc>
+        <w:tc>
+          <w:tcPr>
+            <w:tcW w:type="dxa" w:w="2160"/>
+          </w:tcPr>
+          <w:p>
+            <w:r>
+              <w:rPr>
+                <w:sz w:val="18"/>
+              </w:rPr>
+              <w:t>FWDの値が小さい集合、低TENSION、少ないCROSS</w:t>
+            </w:r>
+          </w:p>
+        </w:tc>
+        <w:tc>
+          <w:tcPr>
+            <w:tcW w:type="dxa" w:w="2160"/>
+          </w:tcPr>
+          <w:p>
+            <w:r>
+              <w:rPr>
+                <w:sz w:val="18"/>
+              </w:rPr>
+              <w:t>藍染刺し子的な控えめなパターン / とろ火の繊細な和食</w:t>
+            </w:r>
+          </w:p>
+        </w:tc>
+      </w:tr>
+      <w:tr>
+        <w:tc>
+          <w:tcPr>
+            <w:tcW w:type="dxa" w:w="2160"/>
+          </w:tcPr>
+          <w:p>
+            <w:r>
+              <w:rPr>
+                <w:sz w:val="18"/>
+              </w:rPr>
+              <w:t>ラ・マルセイエーズ（仏）</w:t>
+            </w:r>
+          </w:p>
+        </w:tc>
+        <w:tc>
+          <w:tcPr>
+            <w:tcW w:type="dxa" w:w="2160"/>
+          </w:tcPr>
+          <w:p>
+            <w:r>
+              <w:rPr>
+                <w:sz w:val="18"/>
+              </w:rPr>
+              <w:t>行進曲、急な転調、ダイナミクス大</w:t>
+            </w:r>
+          </w:p>
+        </w:tc>
+        <w:tc>
+          <w:tcPr>
+            <w:tcW w:type="dxa" w:w="2160"/>
+          </w:tcPr>
+          <w:p>
+            <w:r>
+              <w:rPr>
+                <w:sz w:val="18"/>
+              </w:rPr>
+              <w:t>大きなFWD/RET振幅、TENSION急変、頻繁なCROSS</w:t>
+            </w:r>
+          </w:p>
+        </w:tc>
+        <w:tc>
+          <w:tcPr>
+            <w:tcW w:type="dxa" w:w="2160"/>
+          </w:tcPr>
+          <w:p>
+            <w:r>
+              <w:rPr>
+                <w:sz w:val="18"/>
+              </w:rPr>
+              <w:t>コントラスト強い刺繍 / 強火→冷却の繰り返し（ソース煮詰め的）</w:t>
+            </w:r>
+          </w:p>
+        </w:tc>
+      </w:tr>
+      <w:tr>
+        <w:tc>
+          <w:tcPr>
+            <w:tcW w:type="dxa" w:w="2160"/>
+          </w:tcPr>
+          <w:p>
+            <w:r>
+              <w:rPr>
+                <w:sz w:val="18"/>
+              </w:rPr>
+              <w:t>星条旗（米）</w:t>
+            </w:r>
+          </w:p>
+        </w:tc>
+        <w:tc>
+          <w:tcPr>
+            <w:tcW w:type="dxa" w:w="2160"/>
+          </w:tcPr>
+          <w:p>
+            <w:r>
+              <w:rPr>
+                <w:sz w:val="18"/>
+              </w:rPr>
+              <w:t>広い音域（1.5オクターブ）、跳躍進行</w:t>
+            </w:r>
+          </w:p>
+        </w:tc>
+        <w:tc>
+          <w:tcPr>
+            <w:tcW w:type="dxa" w:w="2160"/>
+          </w:tcPr>
+          <w:p>
+            <w:r>
+              <w:rPr>
+                <w:sz w:val="18"/>
+              </w:rPr>
+              <w:t>FWD(n)のnが大きい、CROSS(angle大)</w:t>
+            </w:r>
+          </w:p>
+        </w:tc>
+        <w:tc>
+          <w:tcPr>
+            <w:tcW w:type="dxa" w:w="2160"/>
+          </w:tcPr>
+          <w:p>
+            <w:r>
+              <w:rPr>
+                <w:sz w:val="18"/>
+              </w:rPr>
+              <w:t>大胆なジグザグパターン / ダイナミックな火力変化</w:t>
+            </w:r>
+          </w:p>
+        </w:tc>
+      </w:tr>
+      <w:tr>
+        <w:tc>
+          <w:tcPr>
+            <w:tcW w:type="dxa" w:w="2160"/>
+          </w:tcPr>
+          <w:p>
+            <w:r>
+              <w:rPr>
+                <w:sz w:val="18"/>
+              </w:rPr>
+              <w:t>ブラジル国歌</w:t>
+            </w:r>
+          </w:p>
+        </w:tc>
+        <w:tc>
+          <w:tcPr>
+            <w:tcW w:type="dxa" w:w="2160"/>
+          </w:tcPr>
+          <w:p>
+            <w:r>
+              <w:rPr>
+                <w:sz w:val="18"/>
+              </w:rPr>
+              <w:t>シンコペーション、長いメロディライン</w:t>
+            </w:r>
+          </w:p>
+        </w:tc>
+        <w:tc>
+          <w:tcPr>
+            <w:tcW w:type="dxa" w:w="2160"/>
+          </w:tcPr>
+          <w:p>
+            <w:r>
+              <w:rPr>
+                <w:sz w:val="18"/>
+              </w:rPr>
+              <w:t>不規則なFWD間隔、長いCard</w:t>
+            </w:r>
+          </w:p>
+        </w:tc>
+        <w:tc>
+          <w:tcPr>
+            <w:tcW w:type="dxa" w:w="2160"/>
+          </w:tcPr>
+          <w:p>
+            <w:r>
+              <w:rPr>
+                <w:sz w:val="18"/>
+              </w:rPr>
+              <w:t>リズミカルな不等間隔ステッチ / 時間差のある調理工程</w:t>
+            </w:r>
+          </w:p>
+        </w:tc>
+      </w:tr>
+    </w:tbl>
+    <w:p/>
+    <w:p>
+      <w:pPr>
+        <w:pStyle w:val="Heading2"/>
+      </w:pPr>
+      <w:r>
+        <w:t>7.2 国歌ワークショップの進行案</w:t>
+      </w:r>
+    </w:p>
+    <w:p>
+      <w:r>
+        <w:rPr>
+          <w:b w:val="0"/>
+        </w:rPr>
+        <w:t>Phase 1（導入・15分）：参加者が自分のルーツの国歌を選ぶ。UNSHIN-ILへの変換をファシリテーターが実演し、同一のカードデッキから3つの出力が生成されることを示す。</w:t>
+      </w:r>
+    </w:p>
+    <w:p>
+      <w:r>
+        <w:rPr>
+          <w:b w:val="0"/>
+        </w:rPr>
+        <w:t>Phase 2（料理・30分）：各自の国歌デッキから生成されたレシピに従い、簡単な一品を調理する。「なぜこの火加減なのか」はこの時点では明かさない。</w:t>
+      </w:r>
+    </w:p>
+    <w:p>
+      <w:r>
+        <w:rPr>
+          <w:b w:val="0"/>
+        </w:rPr>
+        <w:t>Phase 3（手芸・30分）：同じデッキから生成された縫い方指示書に従い、晒布に運針する。完成した縫い目をスマホで撮影する。</w:t>
+      </w:r>
+    </w:p>
+    <w:p>
+      <w:r>
+        <w:rPr>
+          <w:b w:val="0"/>
+        </w:rPr>
+        <w:t>Phase 4（音楽・15分）：撮影した縫い目パターンをPCに取り込み、音楽レンダラーで再生する。「自分の国歌が手芸と料理になっていた」という種明かしを行う。</w:t>
+      </w:r>
+    </w:p>
+    <w:p>
+      <w:r>
+        <w:rPr>
+          <w:b w:val="0"/>
+        </w:rPr>
+        <w:t>Phase 5（比較と鑑賞・15分）：全員の「布・料理・音楽」を並べ、国歌の違いが手芸パターンと料理手順にどう反映されたかを比較する。他の参加者の国歌から生まれた刺し子と料理を交換して味わうことで、異文化理解の体験的きっかけとする。</w:t>
+      </w:r>
+    </w:p>
+    <w:p>
+      <w:r>
+        <w:rPr>
+          <w:b w:val="0"/>
+        </w:rPr>
+        <w:t>このワークショップの教育的意義は、「文化」が特定のドメインに閉じたものではなく、音楽・手仕事・食という異なる生活領域に通底する操作的パレットとして理解できることを、参加者が身体的に体験する点にある。</w:t>
+      </w:r>
+    </w:p>
+    <w:p>
+      <w:pPr>
         <w:pStyle w:val="Heading1"/>
       </w:pPr>
       <w:r>

--- a/unshin_il/output/unshin_il_essay.docx
+++ b/unshin_il/output/unshin_il_essay.docx
@@ -2574,7 +2574,385 @@
         <w:pStyle w:val="Heading1"/>
       </w:pPr>
       <w:r>
-        <w:t>9. 結論</w:t>
+        <w:t>9. 将来展望：物質への刻印によるステガノグラフィ</w:t>
+      </w:r>
+    </w:p>
+    <w:p>
+      <w:r>
+        <w:rPr>
+          <w:b w:val="0"/>
+        </w:rPr>
+        <w:t>手芸暗号（§6）の議論を拡張すると、UNSHIN-ILの命令列を符号化する物理的基盤は布や糸に限定されない。「メディアとしての認知度がゼロ」な物質に情報を刻印できれば、究極のステガノグラフィが実現する。</w:t>
+      </w:r>
+    </w:p>
+    <w:p>
+      <w:pPr>
+        <w:pStyle w:val="Heading2"/>
+      </w:pPr>
+      <w:r>
+        <w:t>9.1 光学レンズへの刻印：ハレーションとしての暗号</w:t>
+      </w:r>
+    </w:p>
+    <w:p>
+      <w:r>
+        <w:rPr>
+          <w:b w:val="0"/>
+        </w:rPr>
+        <w:t>フェムト秒レーザーは透明素材の内部にマイクロスケールの屈折率変化を刻むことができる。これを眼鏡レンズに応用すると、刻印された微小パターンはレンズ表面のハレーション（光の散乱・反射）と外見上区別がつかない。</w:t>
+      </w:r>
+    </w:p>
+    <w:p>
+      <w:r>
+        <w:rPr>
+          <w:b w:val="0"/>
+        </w:rPr>
+        <w:t>UNSHIN-ILの命令列を3次元座標の点群にエンコードし、レンズ内部にフェムト秒レーザーで刻印すれば、第四のレンダラー（ImplantRenderer）を通じて音楽・刺し子・料理と同一のデッキから生成された情報を物理的に持ち歩ける。専用の読取装置がなければ「レンズの傷」にしか見えない。</w:t>
+      </w:r>
+    </w:p>
+    <w:p>
+      <w:pPr/>
+      <w:r>
+        <w:rPr>
+          <w:rFonts w:ascii="Courier New" w:hAnsi="Courier New"/>
+          <w:sz w:val="16"/>
+          <w:shd w:val="clear" w:color="auto" w:fill="F5F5F5"/>
+        </w:rPr>
+        <w:t xml:space="preserve">                ┌─→ LoomRenderer    → 刺し子パターン</w:t>
+        <w:br/>
+        <w:t>UNSHIN-IL Deck ─┼─→ ToneRenderer    → 音楽</w:t>
+        <w:br/>
+        <w:t xml:space="preserve">                ├─→ KitchenRenderer → 料理レシピ</w:t>
+        <w:br/>
+        <w:t xml:space="preserve">                └─→ ImplantRenderer → 3D点群（レーザー刻印用）</w:t>
+        <w:br/>
+      </w:r>
+    </w:p>
+    <w:p>
+      <w:pPr>
+        <w:pStyle w:val="Heading2"/>
+      </w:pPr>
+      <w:r>
+        <w:t>9.2 体内インプラントへの拡張</w:t>
+      </w:r>
+    </w:p>
+    <w:p>
+      <w:r>
+        <w:rPr>
+          <w:b w:val="0"/>
+        </w:rPr>
+        <w:t>同じ原理は医療用インプラントにも適用できる。眼内レンズ（IOL）は透明なアクリルまたはシリコン素材で、3Dレーザー刻印に最適な媒体である。体内に存在するため物理的アクセスには手術が必要であり、検閲耐性は極めて高い。</w:t>
+      </w:r>
+    </w:p>
+    <w:tbl>
+      <w:tblPr>
+        <w:tblStyle w:val="TableGrid"/>
+        <w:tblW w:type="auto" w:w="0"/>
+        <w:tblLook w:firstColumn="1" w:firstRow="1" w:lastColumn="0" w:lastRow="0" w:noHBand="0" w:noVBand="1" w:val="04A0"/>
+      </w:tblPr>
+      <w:tblGrid>
+        <w:gridCol w:w="2160"/>
+        <w:gridCol w:w="2160"/>
+        <w:gridCol w:w="2160"/>
+        <w:gridCol w:w="2160"/>
+      </w:tblGrid>
+      <w:tr>
+        <w:tc>
+          <w:tcPr>
+            <w:tcW w:type="dxa" w:w="2160"/>
+          </w:tcPr>
+          <w:p>
+            <w:r>
+              <w:rPr>
+                <w:b/>
+                <w:sz w:val="18"/>
+              </w:rPr>
+              <w:t>媒体</w:t>
+            </w:r>
+          </w:p>
+        </w:tc>
+        <w:tc>
+          <w:tcPr>
+            <w:tcW w:type="dxa" w:w="2160"/>
+          </w:tcPr>
+          <w:p>
+            <w:r>
+              <w:rPr>
+                <w:b/>
+                <w:sz w:val="18"/>
+              </w:rPr>
+              <w:t>素材</w:t>
+            </w:r>
+          </w:p>
+        </w:tc>
+        <w:tc>
+          <w:tcPr>
+            <w:tcW w:type="dxa" w:w="2160"/>
+          </w:tcPr>
+          <w:p>
+            <w:r>
+              <w:rPr>
+                <w:b/>
+                <w:sz w:val="18"/>
+              </w:rPr>
+              <w:t>情報秘匿性</w:t>
+            </w:r>
+          </w:p>
+        </w:tc>
+        <w:tc>
+          <w:tcPr>
+            <w:tcW w:type="dxa" w:w="2160"/>
+          </w:tcPr>
+          <w:p>
+            <w:r>
+              <w:rPr>
+                <w:b/>
+                <w:sz w:val="18"/>
+              </w:rPr>
+              <w:t>特徴</w:t>
+            </w:r>
+          </w:p>
+        </w:tc>
+      </w:tr>
+      <w:tr>
+        <w:tc>
+          <w:tcPr>
+            <w:tcW w:type="dxa" w:w="2160"/>
+          </w:tcPr>
+          <w:p>
+            <w:r>
+              <w:rPr>
+                <w:sz w:val="18"/>
+              </w:rPr>
+              <w:t>眼鏡レンズ</w:t>
+            </w:r>
+          </w:p>
+        </w:tc>
+        <w:tc>
+          <w:tcPr>
+            <w:tcW w:type="dxa" w:w="2160"/>
+          </w:tcPr>
+          <w:p>
+            <w:r>
+              <w:rPr>
+                <w:sz w:val="18"/>
+              </w:rPr>
+              <w:t>ガラス/ポリカーボネート</w:t>
+            </w:r>
+          </w:p>
+        </w:tc>
+        <w:tc>
+          <w:tcPr>
+            <w:tcW w:type="dxa" w:w="2160"/>
+          </w:tcPr>
+          <w:p>
+            <w:r>
+              <w:rPr>
+                <w:sz w:val="18"/>
+              </w:rPr>
+              <w:t>高い（ハレーションに偽装）</w:t>
+            </w:r>
+          </w:p>
+        </w:tc>
+        <w:tc>
+          <w:tcPr>
+            <w:tcW w:type="dxa" w:w="2160"/>
+          </w:tcPr>
+          <w:p>
+            <w:r>
+              <w:rPr>
+                <w:sz w:val="18"/>
+              </w:rPr>
+              <w:t>非侵襲、交換容易、日常的に携帯</w:t>
+            </w:r>
+          </w:p>
+        </w:tc>
+      </w:tr>
+      <w:tr>
+        <w:tc>
+          <w:tcPr>
+            <w:tcW w:type="dxa" w:w="2160"/>
+          </w:tcPr>
+          <w:p>
+            <w:r>
+              <w:rPr>
+                <w:sz w:val="18"/>
+              </w:rPr>
+              <w:t>眼内レンズ（IOL）</w:t>
+            </w:r>
+          </w:p>
+        </w:tc>
+        <w:tc>
+          <w:tcPr>
+            <w:tcW w:type="dxa" w:w="2160"/>
+          </w:tcPr>
+          <w:p>
+            <w:r>
+              <w:rPr>
+                <w:sz w:val="18"/>
+              </w:rPr>
+              <w:t>アクリル/PMMA</w:t>
+            </w:r>
+          </w:p>
+        </w:tc>
+        <w:tc>
+          <w:tcPr>
+            <w:tcW w:type="dxa" w:w="2160"/>
+          </w:tcPr>
+          <w:p>
+            <w:r>
+              <w:rPr>
+                <w:sz w:val="18"/>
+              </w:rPr>
+              <w:t>極めて高い（体内＋透明）</w:t>
+            </w:r>
+          </w:p>
+        </w:tc>
+        <w:tc>
+          <w:tcPr>
+            <w:tcW w:type="dxa" w:w="2160"/>
+          </w:tcPr>
+          <w:p>
+            <w:r>
+              <w:rPr>
+                <w:sz w:val="18"/>
+              </w:rPr>
+              <w:t>白内障手術で広く普及</w:t>
+            </w:r>
+          </w:p>
+        </w:tc>
+      </w:tr>
+      <w:tr>
+        <w:tc>
+          <w:tcPr>
+            <w:tcW w:type="dxa" w:w="2160"/>
+          </w:tcPr>
+          <w:p>
+            <w:r>
+              <w:rPr>
+                <w:sz w:val="18"/>
+              </w:rPr>
+              <w:t>人工関節/骨固定スクリュー</w:t>
+            </w:r>
+          </w:p>
+        </w:tc>
+        <w:tc>
+          <w:tcPr>
+            <w:tcW w:type="dxa" w:w="2160"/>
+          </w:tcPr>
+          <w:p>
+            <w:r>
+              <w:rPr>
+                <w:sz w:val="18"/>
+              </w:rPr>
+              <w:t>チタン/セラミック</w:t>
+            </w:r>
+          </w:p>
+        </w:tc>
+        <w:tc>
+          <w:tcPr>
+            <w:tcW w:type="dxa" w:w="2160"/>
+          </w:tcPr>
+          <w:p>
+            <w:r>
+              <w:rPr>
+                <w:sz w:val="18"/>
+              </w:rPr>
+              <w:t>極めて高い（体内深部）</w:t>
+            </w:r>
+          </w:p>
+        </w:tc>
+        <w:tc>
+          <w:tcPr>
+            <w:tcW w:type="dxa" w:w="2160"/>
+          </w:tcPr>
+          <w:p>
+            <w:r>
+              <w:rPr>
+                <w:sz w:val="18"/>
+              </w:rPr>
+              <w:t>大容量、複数本で分散可能</w:t>
+            </w:r>
+          </w:p>
+        </w:tc>
+      </w:tr>
+      <w:tr>
+        <w:tc>
+          <w:tcPr>
+            <w:tcW w:type="dxa" w:w="2160"/>
+          </w:tcPr>
+          <w:p>
+            <w:r>
+              <w:rPr>
+                <w:sz w:val="18"/>
+              </w:rPr>
+              <w:t>歯科インプラント</w:t>
+            </w:r>
+          </w:p>
+        </w:tc>
+        <w:tc>
+          <w:tcPr>
+            <w:tcW w:type="dxa" w:w="2160"/>
+          </w:tcPr>
+          <w:p>
+            <w:r>
+              <w:rPr>
+                <w:sz w:val="18"/>
+              </w:rPr>
+              <w:t>チタン</w:t>
+            </w:r>
+          </w:p>
+        </w:tc>
+        <w:tc>
+          <w:tcPr>
+            <w:tcW w:type="dxa" w:w="2160"/>
+          </w:tcPr>
+          <w:p>
+            <w:r>
+              <w:rPr>
+                <w:sz w:val="18"/>
+              </w:rPr>
+              <w:t>高い</w:t>
+            </w:r>
+          </w:p>
+        </w:tc>
+        <w:tc>
+          <w:tcPr>
+            <w:tcW w:type="dxa" w:w="2160"/>
+          </w:tcPr>
+          <w:p>
+            <w:r>
+              <w:rPr>
+                <w:sz w:val="18"/>
+              </w:rPr>
+              <w:t>X線で視認可能だがパターン解読は困難</w:t>
+            </w:r>
+          </w:p>
+        </w:tc>
+      </w:tr>
+    </w:tbl>
+    <w:p/>
+    <w:p>
+      <w:r>
+        <w:rPr>
+          <w:b w:val="0"/>
+        </w:rPr>
+        <w:t>情報密度の観点では、1μm³の屈折率変化を1ビットとすると、眼鏡レンズ1枚（数cm³）で理論上テラビット規模の格納が可能である（実用的にはノイズ制約で桁が下がるが、それでも書籍数冊分には十分である）。</w:t>
+      </w:r>
+    </w:p>
+    <w:p>
+      <w:r>
+        <w:rPr>
+          <w:b w:val="0"/>
+        </w:rPr>
+        <w:t>冷戦時代のCIAが歯の充填物にマイクロフィルムを隠す技術を開発していた事実と比較すると、3Dレーザー刻印は能動的信号を発さない（RFIDと異なりスキャン不能）という点で格段に優れた秘匿性を持つ。UNSHIN-ILの符号化体系と組み合わせることで、物理的オブジェクトが音楽であり、手芸パターンであり、料理レシピであり、そして暗号文でもあるという多重符号化が実現する。</w:t>
+      </w:r>
+    </w:p>
+    <w:p>
+      <w:pPr>
+        <w:pStyle w:val="Heading1"/>
+      </w:pPr>
+      <w:r>
+        <w:t>10. 結論</w:t>
       </w:r>
     </w:p>
     <w:p>
